--- a/UID LAB OUTPUT - HARINE.docx
+++ b/UID LAB OUTPUT - HARINE.docx
@@ -307,7 +307,7 @@
           <w:noProof/>
         </w:rPr>
         <w:drawing>
-          <wp:inline distT="0" distB="0" distL="0" distR="0" wp14:anchorId="2423D441" wp14:editId="3A45B573">
+          <wp:inline distT="0" distB="0" distL="0" distR="0" wp14:anchorId="2423D441" wp14:editId="01C1FAD2">
             <wp:extent cx="1642260" cy="1759965"/>
             <wp:effectExtent l="0" t="0" r="0" b="0"/>
             <wp:docPr id="967686661" name="Picture 6"/>
@@ -360,7 +360,7 @@
           <w:noProof/>
         </w:rPr>
         <w:drawing>
-          <wp:inline distT="0" distB="0" distL="0" distR="0" wp14:anchorId="3F57BC2F" wp14:editId="7F8F5F3D">
+          <wp:inline distT="0" distB="0" distL="0" distR="0" wp14:anchorId="3F57BC2F" wp14:editId="312F61A6">
             <wp:extent cx="1661160" cy="1747380"/>
             <wp:effectExtent l="0" t="0" r="0" b="5715"/>
             <wp:docPr id="714130405" name="Picture 7"/>
@@ -413,7 +413,7 @@
           <w:noProof/>
         </w:rPr>
         <w:drawing>
-          <wp:inline distT="0" distB="0" distL="0" distR="0" wp14:anchorId="7C3E3B89" wp14:editId="4E431BD3">
+          <wp:inline distT="0" distB="0" distL="0" distR="0" wp14:anchorId="7C3E3B89" wp14:editId="2C1B5F9A">
             <wp:extent cx="1673261" cy="1719580"/>
             <wp:effectExtent l="0" t="0" r="3175" b="0"/>
             <wp:docPr id="767654660" name="Picture 8"/>
@@ -466,7 +466,7 @@
           <w:noProof/>
         </w:rPr>
         <w:drawing>
-          <wp:inline distT="0" distB="0" distL="0" distR="0" wp14:anchorId="7FF0566F" wp14:editId="102A9FDA">
+          <wp:inline distT="0" distB="0" distL="0" distR="0" wp14:anchorId="7FF0566F" wp14:editId="5B74D4FA">
             <wp:extent cx="1755880" cy="1729453"/>
             <wp:effectExtent l="0" t="0" r="0" b="4445"/>
             <wp:docPr id="1789375664" name="Picture 9"/>
@@ -519,7 +519,7 @@
           <w:noProof/>
         </w:rPr>
         <w:drawing>
-          <wp:inline distT="0" distB="0" distL="0" distR="0" wp14:anchorId="4A98EF3D" wp14:editId="394466DB">
+          <wp:inline distT="0" distB="0" distL="0" distR="0" wp14:anchorId="4A98EF3D" wp14:editId="00DA8D8C">
             <wp:extent cx="1653053" cy="1699051"/>
             <wp:effectExtent l="0" t="0" r="4445" b="0"/>
             <wp:docPr id="679902348" name="Picture 10"/>
@@ -2234,6 +2234,235 @@
       </w:pPr>
       <w:r>
         <w:rPr>
+          <w:noProof/>
+        </w:rPr>
+        <w:lastRenderedPageBreak/>
+        <w:drawing>
+          <wp:inline distT="0" distB="0" distL="0" distR="0" wp14:anchorId="6D078A8F" wp14:editId="4B730C97">
+            <wp:extent cx="5731510" cy="1830070"/>
+            <wp:effectExtent l="0" t="0" r="2540" b="0"/>
+            <wp:docPr id="183684747" name="Picture 1"/>
+            <wp:cNvGraphicFramePr>
+              <a:graphicFrameLocks xmlns:a="http://schemas.openxmlformats.org/drawingml/2006/main" noChangeAspect="1"/>
+            </wp:cNvGraphicFramePr>
+            <a:graphic xmlns:a="http://schemas.openxmlformats.org/drawingml/2006/main">
+              <a:graphicData uri="http://schemas.openxmlformats.org/drawingml/2006/picture">
+                <pic:pic xmlns:pic="http://schemas.openxmlformats.org/drawingml/2006/picture">
+                  <pic:nvPicPr>
+                    <pic:cNvPr id="0" name="Picture 1"/>
+                    <pic:cNvPicPr>
+                      <a:picLocks noChangeAspect="1" noChangeArrowheads="1"/>
+                    </pic:cNvPicPr>
+                  </pic:nvPicPr>
+                  <pic:blipFill>
+                    <a:blip r:embed="rId31" cstate="print">
+                      <a:extLst>
+                        <a:ext uri="{28A0092B-C50C-407E-A947-70E740481C1C}">
+                          <a14:useLocalDpi xmlns:a14="http://schemas.microsoft.com/office/drawing/2010/main" val="0"/>
+                        </a:ext>
+                      </a:extLst>
+                    </a:blip>
+                    <a:srcRect/>
+                    <a:stretch>
+                      <a:fillRect/>
+                    </a:stretch>
+                  </pic:blipFill>
+                  <pic:spPr bwMode="auto">
+                    <a:xfrm>
+                      <a:off x="0" y="0"/>
+                      <a:ext cx="5731510" cy="1830070"/>
+                    </a:xfrm>
+                    <a:prstGeom prst="rect">
+                      <a:avLst/>
+                    </a:prstGeom>
+                    <a:noFill/>
+                    <a:ln>
+                      <a:noFill/>
+                    </a:ln>
+                  </pic:spPr>
+                </pic:pic>
+              </a:graphicData>
+            </a:graphic>
+          </wp:inline>
+        </w:drawing>
+      </w:r>
+    </w:p>
+    <w:p>
+      <w:pPr>
+        <w:rPr>
+          <w:lang w:val="en-US"/>
+        </w:rPr>
+      </w:pPr>
+    </w:p>
+    <w:p>
+      <w:pPr>
+        <w:rPr>
+          <w:lang w:val="en-US"/>
+        </w:rPr>
+      </w:pPr>
+    </w:p>
+    <w:p>
+      <w:pPr>
+        <w:rPr>
+          <w:lang w:val="en-US"/>
+        </w:rPr>
+      </w:pPr>
+    </w:p>
+    <w:p>
+      <w:pPr>
+        <w:rPr>
+          <w:lang w:val="en-US"/>
+        </w:rPr>
+      </w:pPr>
+    </w:p>
+    <w:p>
+      <w:pPr>
+        <w:rPr>
+          <w:lang w:val="en-US"/>
+        </w:rPr>
+      </w:pPr>
+    </w:p>
+    <w:p>
+      <w:pPr>
+        <w:rPr>
+          <w:lang w:val="en-US"/>
+        </w:rPr>
+      </w:pPr>
+    </w:p>
+    <w:p>
+      <w:pPr>
+        <w:rPr>
+          <w:lang w:val="en-US"/>
+        </w:rPr>
+      </w:pPr>
+    </w:p>
+    <w:p>
+      <w:pPr>
+        <w:rPr>
+          <w:lang w:val="en-US"/>
+        </w:rPr>
+      </w:pPr>
+    </w:p>
+    <w:p>
+      <w:pPr>
+        <w:rPr>
+          <w:lang w:val="en-US"/>
+        </w:rPr>
+      </w:pPr>
+    </w:p>
+    <w:p>
+      <w:pPr>
+        <w:rPr>
+          <w:lang w:val="en-US"/>
+        </w:rPr>
+      </w:pPr>
+    </w:p>
+    <w:p>
+      <w:pPr>
+        <w:rPr>
+          <w:lang w:val="en-US"/>
+        </w:rPr>
+      </w:pPr>
+    </w:p>
+    <w:p>
+      <w:pPr>
+        <w:rPr>
+          <w:lang w:val="en-US"/>
+        </w:rPr>
+      </w:pPr>
+    </w:p>
+    <w:p>
+      <w:pPr>
+        <w:rPr>
+          <w:lang w:val="en-US"/>
+        </w:rPr>
+      </w:pPr>
+    </w:p>
+    <w:p>
+      <w:pPr>
+        <w:rPr>
+          <w:lang w:val="en-US"/>
+        </w:rPr>
+      </w:pPr>
+    </w:p>
+    <w:p>
+      <w:pPr>
+        <w:rPr>
+          <w:lang w:val="en-US"/>
+        </w:rPr>
+      </w:pPr>
+    </w:p>
+    <w:p>
+      <w:pPr>
+        <w:rPr>
+          <w:lang w:val="en-US"/>
+        </w:rPr>
+      </w:pPr>
+    </w:p>
+    <w:p>
+      <w:pPr>
+        <w:rPr>
+          <w:lang w:val="en-US"/>
+        </w:rPr>
+      </w:pPr>
+    </w:p>
+    <w:p>
+      <w:pPr>
+        <w:rPr>
+          <w:lang w:val="en-US"/>
+        </w:rPr>
+      </w:pPr>
+    </w:p>
+    <w:p>
+      <w:pPr>
+        <w:rPr>
+          <w:lang w:val="en-US"/>
+        </w:rPr>
+      </w:pPr>
+    </w:p>
+    <w:p>
+      <w:pPr>
+        <w:rPr>
+          <w:lang w:val="en-US"/>
+        </w:rPr>
+      </w:pPr>
+    </w:p>
+    <w:p>
+      <w:pPr>
+        <w:rPr>
+          <w:lang w:val="en-US"/>
+        </w:rPr>
+      </w:pPr>
+    </w:p>
+    <w:p>
+      <w:pPr>
+        <w:rPr>
+          <w:lang w:val="en-US"/>
+        </w:rPr>
+      </w:pPr>
+    </w:p>
+    <w:p>
+      <w:pPr>
+        <w:rPr>
+          <w:lang w:val="en-US"/>
+        </w:rPr>
+      </w:pPr>
+    </w:p>
+    <w:p>
+      <w:pPr>
+        <w:rPr>
+          <w:lang w:val="en-US"/>
+        </w:rPr>
+      </w:pPr>
+    </w:p>
+    <w:p>
+      <w:pPr>
+        <w:rPr>
+          <w:lang w:val="en-US"/>
+        </w:rPr>
+      </w:pPr>
+      <w:r>
+        <w:rPr>
           <w:lang w:val="en-US"/>
         </w:rPr>
         <w:lastRenderedPageBreak/>
@@ -2268,7 +2497,7 @@
                     </pic:cNvPicPr>
                   </pic:nvPicPr>
                   <pic:blipFill>
-                    <a:blip r:embed="rId31">
+                    <a:blip r:embed="rId32">
                       <a:extLst>
                         <a:ext uri="{28A0092B-C50C-407E-A947-70E740481C1C}">
                           <a14:useLocalDpi xmlns:a14="http://schemas.microsoft.com/office/drawing/2010/main" val="0"/>
@@ -2321,7 +2550,7 @@
                     </pic:cNvPicPr>
                   </pic:nvPicPr>
                   <pic:blipFill>
-                    <a:blip r:embed="rId32">
+                    <a:blip r:embed="rId33">
                       <a:extLst>
                         <a:ext uri="{28A0092B-C50C-407E-A947-70E740481C1C}">
                           <a14:useLocalDpi xmlns:a14="http://schemas.microsoft.com/office/drawing/2010/main" val="0"/>
@@ -2374,7 +2603,7 @@
                     </pic:cNvPicPr>
                   </pic:nvPicPr>
                   <pic:blipFill>
-                    <a:blip r:embed="rId33">
+                    <a:blip r:embed="rId34">
                       <a:extLst>
                         <a:ext uri="{28A0092B-C50C-407E-A947-70E740481C1C}">
                           <a14:useLocalDpi xmlns:a14="http://schemas.microsoft.com/office/drawing/2010/main" val="0"/>
@@ -2497,7 +2726,7 @@
                     </pic:cNvPicPr>
                   </pic:nvPicPr>
                   <pic:blipFill>
-                    <a:blip r:embed="rId34">
+                    <a:blip r:embed="rId35">
                       <a:extLst>
                         <a:ext uri="{28A0092B-C50C-407E-A947-70E740481C1C}">
                           <a14:useLocalDpi xmlns:a14="http://schemas.microsoft.com/office/drawing/2010/main" val="0"/>
@@ -2550,7 +2779,7 @@
                     </pic:cNvPicPr>
                   </pic:nvPicPr>
                   <pic:blipFill>
-                    <a:blip r:embed="rId35">
+                    <a:blip r:embed="rId36">
                       <a:extLst>
                         <a:ext uri="{28A0092B-C50C-407E-A947-70E740481C1C}">
                           <a14:useLocalDpi xmlns:a14="http://schemas.microsoft.com/office/drawing/2010/main" val="0"/>
@@ -2603,7 +2832,7 @@
                     </pic:cNvPicPr>
                   </pic:nvPicPr>
                   <pic:blipFill>
-                    <a:blip r:embed="rId36">
+                    <a:blip r:embed="rId37">
                       <a:extLst>
                         <a:ext uri="{28A0092B-C50C-407E-A947-70E740481C1C}">
                           <a14:useLocalDpi xmlns:a14="http://schemas.microsoft.com/office/drawing/2010/main" val="0"/>
@@ -2761,7 +2990,7 @@
                     </pic:cNvPicPr>
                   </pic:nvPicPr>
                   <pic:blipFill>
-                    <a:blip r:embed="rId37">
+                    <a:blip r:embed="rId38">
                       <a:extLst>
                         <a:ext uri="{28A0092B-C50C-407E-A947-70E740481C1C}">
                           <a14:useLocalDpi xmlns:a14="http://schemas.microsoft.com/office/drawing/2010/main" val="0"/>
